--- a/Taylor/Java Go PHP Node Python/Taylor Pentz.docx
+++ b/Taylor/Java Go PHP Node Python/Taylor Pentz.docx
@@ -123,8 +123,10 @@
           <w:rFonts w:ascii="Times New Roman" w:hAnsi="Times New Roman" w:cs="Times New Roman"/>
           <w:sz w:val="24"/>
         </w:rPr>
-        <w:t>https://www.linkedin.com/in/taylor-pentz-698a98381/</w:t>
-      </w:r>
+        <w:t>https://www.linkedin.com/in/taylor-p-b0389a3ba</w:t>
+      </w:r>
+      <w:bookmarkStart w:id="0" w:name="_GoBack"/>
+      <w:bookmarkEnd w:id="0"/>
     </w:p>
     <w:p>
       <w:pPr>
@@ -225,9 +227,25 @@
           <w:sz w:val="24"/>
           <w:szCs w:val="24"/>
         </w:rPr>
-        <w:t xml:space="preserve">AWS, GCP, and </w:t>
-      </w:r>
-      <w:proofErr w:type="spellStart"/>
+        <w:t>AWS, GCP, and Docker</w:t>
+      </w:r>
+      <w:r>
+        <w:rPr>
+          <w:rFonts w:ascii="Times New Roman" w:eastAsia="Times New Roman" w:hAnsi="Times New Roman" w:cs="Times New Roman"/>
+          <w:sz w:val="24"/>
+          <w:szCs w:val="24"/>
+        </w:rPr>
+        <w:t xml:space="preserve">. </w:t>
+      </w:r>
+      <w:proofErr w:type="gramStart"/>
+      <w:r>
+        <w:rPr>
+          <w:rFonts w:ascii="Times New Roman" w:eastAsia="Times New Roman" w:hAnsi="Times New Roman" w:cs="Times New Roman"/>
+          <w:sz w:val="24"/>
+          <w:szCs w:val="24"/>
+        </w:rPr>
+        <w:t xml:space="preserve">Strong database experience with </w:t>
+      </w:r>
       <w:r>
         <w:rPr>
           <w:rFonts w:ascii="Times New Roman" w:eastAsia="Times New Roman" w:hAnsi="Times New Roman" w:cs="Times New Roman"/>
@@ -236,48 +254,8 @@
           <w:sz w:val="24"/>
           <w:szCs w:val="24"/>
         </w:rPr>
-        <w:t>Docker</w:t>
-      </w:r>
-      <w:proofErr w:type="spellEnd"/>
-      <w:r>
-        <w:rPr>
-          <w:rFonts w:ascii="Times New Roman" w:eastAsia="Times New Roman" w:hAnsi="Times New Roman" w:cs="Times New Roman"/>
-          <w:sz w:val="24"/>
-          <w:szCs w:val="24"/>
-        </w:rPr>
-        <w:t xml:space="preserve">. </w:t>
-      </w:r>
-      <w:proofErr w:type="gramStart"/>
-      <w:r>
-        <w:rPr>
-          <w:rFonts w:ascii="Times New Roman" w:eastAsia="Times New Roman" w:hAnsi="Times New Roman" w:cs="Times New Roman"/>
-          <w:sz w:val="24"/>
-          <w:szCs w:val="24"/>
-        </w:rPr>
-        <w:t xml:space="preserve">Strong database experience with </w:t>
-      </w:r>
-      <w:r>
-        <w:rPr>
-          <w:rFonts w:ascii="Times New Roman" w:eastAsia="Times New Roman" w:hAnsi="Times New Roman" w:cs="Times New Roman"/>
-          <w:b/>
-          <w:bCs/>
-          <w:sz w:val="24"/>
-          <w:szCs w:val="24"/>
-        </w:rPr>
-        <w:t xml:space="preserve">SQL and </w:t>
-      </w:r>
-      <w:proofErr w:type="spellStart"/>
-      <w:r>
-        <w:rPr>
-          <w:rFonts w:ascii="Times New Roman" w:eastAsia="Times New Roman" w:hAnsi="Times New Roman" w:cs="Times New Roman"/>
-          <w:b/>
-          <w:bCs/>
-          <w:sz w:val="24"/>
-          <w:szCs w:val="24"/>
-        </w:rPr>
-        <w:t>NoSQL</w:t>
-      </w:r>
-      <w:proofErr w:type="spellEnd"/>
+        <w:t>SQL and NoSQL</w:t>
+      </w:r>
       <w:r>
         <w:rPr>
           <w:rFonts w:ascii="Times New Roman" w:eastAsia="Times New Roman" w:hAnsi="Times New Roman" w:cs="Times New Roman"/>
@@ -346,25 +324,7 @@
           <w:sz w:val="24"/>
           <w:szCs w:val="24"/>
         </w:rPr>
-        <w:t xml:space="preserve"> Java, Go, PHP, Node.js, Python, Express, Spring Boot, </w:t>
-      </w:r>
-      <w:proofErr w:type="spellStart"/>
-      <w:r>
-        <w:rPr>
-          <w:rFonts w:ascii="Times New Roman" w:eastAsia="Times New Roman" w:hAnsi="Times New Roman" w:cs="Times New Roman"/>
-          <w:sz w:val="24"/>
-          <w:szCs w:val="24"/>
-        </w:rPr>
-        <w:t>Django</w:t>
-      </w:r>
-      <w:proofErr w:type="spellEnd"/>
-      <w:r>
-        <w:rPr>
-          <w:rFonts w:ascii="Times New Roman" w:eastAsia="Times New Roman" w:hAnsi="Times New Roman" w:cs="Times New Roman"/>
-          <w:sz w:val="24"/>
-          <w:szCs w:val="24"/>
-        </w:rPr>
-        <w:t xml:space="preserve">, </w:t>
+        <w:t xml:space="preserve"> Java, Go, PHP, Node.js, Python, Express, Spring Boot, Django, </w:t>
       </w:r>
       <w:proofErr w:type="spellStart"/>
       <w:r>
@@ -400,109 +360,15 @@
           <w:sz w:val="24"/>
           <w:szCs w:val="24"/>
         </w:rPr>
-        <w:t xml:space="preserve">Cloud &amp; </w:t>
-      </w:r>
-      <w:proofErr w:type="spellStart"/>
-      <w:r>
-        <w:rPr>
-          <w:rFonts w:ascii="Times New Roman" w:eastAsia="Times New Roman" w:hAnsi="Times New Roman" w:cs="Times New Roman"/>
-          <w:b/>
-          <w:bCs/>
-          <w:sz w:val="24"/>
-          <w:szCs w:val="24"/>
-        </w:rPr>
-        <w:t>DevOps</w:t>
-      </w:r>
-      <w:proofErr w:type="spellEnd"/>
-      <w:r>
-        <w:rPr>
-          <w:rFonts w:ascii="Times New Roman" w:eastAsia="Times New Roman" w:hAnsi="Times New Roman" w:cs="Times New Roman"/>
-          <w:b/>
-          <w:bCs/>
-          <w:sz w:val="24"/>
-          <w:szCs w:val="24"/>
-        </w:rPr>
-        <w:t>:</w:t>
-      </w:r>
-      <w:r>
-        <w:rPr>
-          <w:rFonts w:ascii="Times New Roman" w:eastAsia="Times New Roman" w:hAnsi="Times New Roman" w:cs="Times New Roman"/>
-          <w:sz w:val="24"/>
-          <w:szCs w:val="24"/>
-        </w:rPr>
-        <w:t xml:space="preserve"> AWS, GCP, </w:t>
-      </w:r>
-      <w:proofErr w:type="spellStart"/>
-      <w:r>
-        <w:rPr>
-          <w:rFonts w:ascii="Times New Roman" w:eastAsia="Times New Roman" w:hAnsi="Times New Roman" w:cs="Times New Roman"/>
-          <w:sz w:val="24"/>
-          <w:szCs w:val="24"/>
-        </w:rPr>
-        <w:t>Docker</w:t>
-      </w:r>
-      <w:proofErr w:type="spellEnd"/>
-      <w:r>
-        <w:rPr>
-          <w:rFonts w:ascii="Times New Roman" w:eastAsia="Times New Roman" w:hAnsi="Times New Roman" w:cs="Times New Roman"/>
-          <w:sz w:val="24"/>
-          <w:szCs w:val="24"/>
-        </w:rPr>
-        <w:t xml:space="preserve">, </w:t>
-      </w:r>
-      <w:proofErr w:type="spellStart"/>
-      <w:r>
-        <w:rPr>
-          <w:rFonts w:ascii="Times New Roman" w:eastAsia="Times New Roman" w:hAnsi="Times New Roman" w:cs="Times New Roman"/>
-          <w:sz w:val="24"/>
-          <w:szCs w:val="24"/>
-        </w:rPr>
-        <w:t>Kubernetes</w:t>
-      </w:r>
-      <w:proofErr w:type="spellEnd"/>
-      <w:r>
-        <w:rPr>
-          <w:rFonts w:ascii="Times New Roman" w:eastAsia="Times New Roman" w:hAnsi="Times New Roman" w:cs="Times New Roman"/>
-          <w:sz w:val="24"/>
-          <w:szCs w:val="24"/>
-        </w:rPr>
-        <w:t xml:space="preserve">, </w:t>
-      </w:r>
-      <w:proofErr w:type="spellStart"/>
-      <w:r>
-        <w:rPr>
-          <w:rFonts w:ascii="Times New Roman" w:eastAsia="Times New Roman" w:hAnsi="Times New Roman" w:cs="Times New Roman"/>
-          <w:sz w:val="24"/>
-          <w:szCs w:val="24"/>
-        </w:rPr>
-        <w:t>Terraform</w:t>
-      </w:r>
-      <w:proofErr w:type="spellEnd"/>
-      <w:r>
-        <w:rPr>
-          <w:rFonts w:ascii="Times New Roman" w:eastAsia="Times New Roman" w:hAnsi="Times New Roman" w:cs="Times New Roman"/>
-          <w:sz w:val="24"/>
-          <w:szCs w:val="24"/>
-        </w:rPr>
-        <w:t xml:space="preserve">, Jenkins, </w:t>
-      </w:r>
-      <w:proofErr w:type="spellStart"/>
-      <w:r>
-        <w:rPr>
-          <w:rFonts w:ascii="Times New Roman" w:eastAsia="Times New Roman" w:hAnsi="Times New Roman" w:cs="Times New Roman"/>
-          <w:sz w:val="24"/>
-          <w:szCs w:val="24"/>
-        </w:rPr>
-        <w:t>GitHub</w:t>
-      </w:r>
-      <w:proofErr w:type="spellEnd"/>
-      <w:r>
-        <w:rPr>
-          <w:rFonts w:ascii="Times New Roman" w:eastAsia="Times New Roman" w:hAnsi="Times New Roman" w:cs="Times New Roman"/>
-          <w:sz w:val="24"/>
-          <w:szCs w:val="24"/>
-        </w:rPr>
-        <w:t xml:space="preserve"> Actions</w:t>
+        <w:t>Cloud &amp; DevOps:</w:t>
+      </w:r>
+      <w:r>
+        <w:rPr>
+          <w:rFonts w:ascii="Times New Roman" w:eastAsia="Times New Roman" w:hAnsi="Times New Roman" w:cs="Times New Roman"/>
+          <w:sz w:val="24"/>
+          <w:szCs w:val="24"/>
+        </w:rPr>
+        <w:t xml:space="preserve"> AWS, GCP, Docker, Kubernetes, Terraform, Jenkins, GitHub Actions</w:t>
       </w:r>
     </w:p>
     <w:p>
@@ -536,43 +402,7 @@
           <w:sz w:val="24"/>
           <w:szCs w:val="24"/>
         </w:rPr>
-        <w:t xml:space="preserve"> </w:t>
-      </w:r>
-      <w:proofErr w:type="spellStart"/>
-      <w:r>
-        <w:rPr>
-          <w:rFonts w:ascii="Times New Roman" w:eastAsia="Times New Roman" w:hAnsi="Times New Roman" w:cs="Times New Roman"/>
-          <w:sz w:val="24"/>
-          <w:szCs w:val="24"/>
-        </w:rPr>
-        <w:t>PostgreSQL</w:t>
-      </w:r>
-      <w:proofErr w:type="spellEnd"/>
-      <w:r>
-        <w:rPr>
-          <w:rFonts w:ascii="Times New Roman" w:eastAsia="Times New Roman" w:hAnsi="Times New Roman" w:cs="Times New Roman"/>
-          <w:sz w:val="24"/>
-          <w:szCs w:val="24"/>
-        </w:rPr>
-        <w:t xml:space="preserve">, MySQL, </w:t>
-      </w:r>
-      <w:proofErr w:type="spellStart"/>
-      <w:r>
-        <w:rPr>
-          <w:rFonts w:ascii="Times New Roman" w:eastAsia="Times New Roman" w:hAnsi="Times New Roman" w:cs="Times New Roman"/>
-          <w:sz w:val="24"/>
-          <w:szCs w:val="24"/>
-        </w:rPr>
-        <w:t>MongoDB</w:t>
-      </w:r>
-      <w:proofErr w:type="spellEnd"/>
-      <w:r>
-        <w:rPr>
-          <w:rFonts w:ascii="Times New Roman" w:eastAsia="Times New Roman" w:hAnsi="Times New Roman" w:cs="Times New Roman"/>
-          <w:sz w:val="24"/>
-          <w:szCs w:val="24"/>
-        </w:rPr>
-        <w:t xml:space="preserve">, </w:t>
+        <w:t xml:space="preserve"> PostgreSQL, MySQL, MongoDB, </w:t>
       </w:r>
       <w:proofErr w:type="spellStart"/>
       <w:r>
@@ -891,25 +721,7 @@
           <w:sz w:val="24"/>
           <w:szCs w:val="24"/>
         </w:rPr>
-        <w:t xml:space="preserve"> with proper authentication, rate limiting, and caching strategies for large-scale </w:t>
-      </w:r>
-      <w:proofErr w:type="spellStart"/>
-      <w:r>
-        <w:rPr>
-          <w:rFonts w:ascii="Times New Roman" w:eastAsia="Times New Roman" w:hAnsi="Times New Roman" w:cs="Times New Roman"/>
-          <w:sz w:val="24"/>
-          <w:szCs w:val="24"/>
-        </w:rPr>
-        <w:t>SaaS</w:t>
-      </w:r>
-      <w:proofErr w:type="spellEnd"/>
-      <w:r>
-        <w:rPr>
-          <w:rFonts w:ascii="Times New Roman" w:eastAsia="Times New Roman" w:hAnsi="Times New Roman" w:cs="Times New Roman"/>
-          <w:sz w:val="24"/>
-          <w:szCs w:val="24"/>
-        </w:rPr>
-        <w:t xml:space="preserve"> deployments.</w:t>
+        <w:t xml:space="preserve"> with proper authentication, rate limiting, and caching strategies for large-scale SaaS deployments.</w:t>
       </w:r>
     </w:p>
     <w:p>
@@ -1069,51 +881,7 @@
           <w:sz w:val="24"/>
           <w:szCs w:val="24"/>
         </w:rPr>
-        <w:t xml:space="preserve">CI/CD pipelines with </w:t>
-      </w:r>
-      <w:proofErr w:type="spellStart"/>
-      <w:r>
-        <w:rPr>
-          <w:rFonts w:ascii="Times New Roman" w:eastAsia="Times New Roman" w:hAnsi="Times New Roman" w:cs="Times New Roman"/>
-          <w:b/>
-          <w:bCs/>
-          <w:sz w:val="24"/>
-          <w:szCs w:val="24"/>
-        </w:rPr>
-        <w:t>Docker</w:t>
-      </w:r>
-      <w:proofErr w:type="spellEnd"/>
-      <w:r>
-        <w:rPr>
-          <w:rFonts w:ascii="Times New Roman" w:eastAsia="Times New Roman" w:hAnsi="Times New Roman" w:cs="Times New Roman"/>
-          <w:b/>
-          <w:bCs/>
-          <w:sz w:val="24"/>
-          <w:szCs w:val="24"/>
-        </w:rPr>
-        <w:t xml:space="preserve">, </w:t>
-      </w:r>
-      <w:proofErr w:type="spellStart"/>
-      <w:r>
-        <w:rPr>
-          <w:rFonts w:ascii="Times New Roman" w:eastAsia="Times New Roman" w:hAnsi="Times New Roman" w:cs="Times New Roman"/>
-          <w:b/>
-          <w:bCs/>
-          <w:sz w:val="24"/>
-          <w:szCs w:val="24"/>
-        </w:rPr>
-        <w:t>Kubernetes</w:t>
-      </w:r>
-      <w:proofErr w:type="spellEnd"/>
-      <w:r>
-        <w:rPr>
-          <w:rFonts w:ascii="Times New Roman" w:eastAsia="Times New Roman" w:hAnsi="Times New Roman" w:cs="Times New Roman"/>
-          <w:b/>
-          <w:bCs/>
-          <w:sz w:val="24"/>
-          <w:szCs w:val="24"/>
-        </w:rPr>
-        <w:t>, and Jenkins</w:t>
+        <w:t>CI/CD pipelines with Docker, Kubernetes, and Jenkins</w:t>
       </w:r>
       <w:r>
         <w:rPr>
@@ -1155,29 +923,7 @@
           <w:sz w:val="24"/>
           <w:szCs w:val="24"/>
         </w:rPr>
-        <w:t xml:space="preserve">SQL schemas and </w:t>
-      </w:r>
-      <w:proofErr w:type="spellStart"/>
-      <w:r>
-        <w:rPr>
-          <w:rFonts w:ascii="Times New Roman" w:eastAsia="Times New Roman" w:hAnsi="Times New Roman" w:cs="Times New Roman"/>
-          <w:b/>
-          <w:bCs/>
-          <w:sz w:val="24"/>
-          <w:szCs w:val="24"/>
-        </w:rPr>
-        <w:t>NoSQL</w:t>
-      </w:r>
-      <w:proofErr w:type="spellEnd"/>
-      <w:r>
-        <w:rPr>
-          <w:rFonts w:ascii="Times New Roman" w:eastAsia="Times New Roman" w:hAnsi="Times New Roman" w:cs="Times New Roman"/>
-          <w:b/>
-          <w:bCs/>
-          <w:sz w:val="24"/>
-          <w:szCs w:val="24"/>
-        </w:rPr>
-        <w:t xml:space="preserve"> collections</w:t>
+        <w:t>SQL schemas and NoSQL collections</w:t>
       </w:r>
       <w:r>
         <w:rPr>
@@ -1251,25 +997,7 @@
           <w:sz w:val="24"/>
           <w:szCs w:val="24"/>
         </w:rPr>
-        <w:t xml:space="preserve">Led cross-functional collaboration with frontend and </w:t>
-      </w:r>
-      <w:proofErr w:type="spellStart"/>
-      <w:r>
-        <w:rPr>
-          <w:rFonts w:ascii="Times New Roman" w:eastAsia="Times New Roman" w:hAnsi="Times New Roman" w:cs="Times New Roman"/>
-          <w:sz w:val="24"/>
-          <w:szCs w:val="24"/>
-        </w:rPr>
-        <w:t>DevOps</w:t>
-      </w:r>
-      <w:proofErr w:type="spellEnd"/>
-      <w:r>
-        <w:rPr>
-          <w:rFonts w:ascii="Times New Roman" w:eastAsia="Times New Roman" w:hAnsi="Times New Roman" w:cs="Times New Roman"/>
-          <w:sz w:val="24"/>
-          <w:szCs w:val="24"/>
-        </w:rPr>
-        <w:t xml:space="preserve"> teams to integrate APIs, streamline deployments, and align backend services with product requirements.</w:t>
+        <w:t>Led cross-functional collaboration with frontend and DevOps teams to integrate APIs, streamline deployments, and align backend services with product requirements.</w:t>
       </w:r>
     </w:p>
     <w:p>
@@ -1330,8 +1058,6 @@
         </w:rPr>
         <w:t xml:space="preserve"> Technologies Inc.</w:t>
       </w:r>
-      <w:bookmarkStart w:id="0" w:name="_GoBack"/>
-      <w:bookmarkEnd w:id="0"/>
     </w:p>
     <w:p>
       <w:pPr>
@@ -1614,29 +1340,7 @@
           <w:sz w:val="24"/>
           <w:szCs w:val="24"/>
         </w:rPr>
-        <w:t xml:space="preserve">CI/CD automation using </w:t>
-      </w:r>
-      <w:proofErr w:type="spellStart"/>
-      <w:r>
-        <w:rPr>
-          <w:rFonts w:ascii="Times New Roman" w:eastAsia="Times New Roman" w:hAnsi="Times New Roman" w:cs="Times New Roman"/>
-          <w:b/>
-          <w:bCs/>
-          <w:sz w:val="24"/>
-          <w:szCs w:val="24"/>
-        </w:rPr>
-        <w:t>Docker</w:t>
-      </w:r>
-      <w:proofErr w:type="spellEnd"/>
-      <w:r>
-        <w:rPr>
-          <w:rFonts w:ascii="Times New Roman" w:eastAsia="Times New Roman" w:hAnsi="Times New Roman" w:cs="Times New Roman"/>
-          <w:b/>
-          <w:bCs/>
-          <w:sz w:val="24"/>
-          <w:szCs w:val="24"/>
-        </w:rPr>
-        <w:t xml:space="preserve"> containers</w:t>
+        <w:t>CI/CD automation using Docker containers</w:t>
       </w:r>
       <w:r>
         <w:rPr>
@@ -1670,7 +1374,6 @@
         </w:rPr>
         <w:t xml:space="preserve">Enhanced backend fault tolerance by adopting </w:t>
       </w:r>
-      <w:proofErr w:type="spellStart"/>
       <w:r>
         <w:rPr>
           <w:rFonts w:ascii="Times New Roman" w:eastAsia="Times New Roman" w:hAnsi="Times New Roman" w:cs="Times New Roman"/>
@@ -1679,40 +1382,7 @@
           <w:sz w:val="24"/>
           <w:szCs w:val="24"/>
         </w:rPr>
-        <w:t>NoSQL</w:t>
-      </w:r>
-      <w:proofErr w:type="spellEnd"/>
-      <w:r>
-        <w:rPr>
-          <w:rFonts w:ascii="Times New Roman" w:eastAsia="Times New Roman" w:hAnsi="Times New Roman" w:cs="Times New Roman"/>
-          <w:b/>
-          <w:bCs/>
-          <w:sz w:val="24"/>
-          <w:szCs w:val="24"/>
-        </w:rPr>
-        <w:t xml:space="preserve"> data stores (</w:t>
-      </w:r>
-      <w:proofErr w:type="spellStart"/>
-      <w:r>
-        <w:rPr>
-          <w:rFonts w:ascii="Times New Roman" w:eastAsia="Times New Roman" w:hAnsi="Times New Roman" w:cs="Times New Roman"/>
-          <w:b/>
-          <w:bCs/>
-          <w:sz w:val="24"/>
-          <w:szCs w:val="24"/>
-        </w:rPr>
-        <w:t>MongoDB</w:t>
-      </w:r>
-      <w:proofErr w:type="spellEnd"/>
-      <w:r>
-        <w:rPr>
-          <w:rFonts w:ascii="Times New Roman" w:eastAsia="Times New Roman" w:hAnsi="Times New Roman" w:cs="Times New Roman"/>
-          <w:b/>
-          <w:bCs/>
-          <w:sz w:val="24"/>
-          <w:szCs w:val="24"/>
-        </w:rPr>
-        <w:t xml:space="preserve">, </w:t>
+        <w:t xml:space="preserve">NoSQL data stores (MongoDB, </w:t>
       </w:r>
       <w:proofErr w:type="spellStart"/>
       <w:r>
@@ -2035,19 +1705,11 @@
       <w:r>
         <w:t xml:space="preserve">Designed </w:t>
       </w:r>
-      <w:proofErr w:type="spellStart"/>
       <w:r>
         <w:rPr>
           <w:rStyle w:val="Strong"/>
         </w:rPr>
-        <w:t>PostgreSQL</w:t>
-      </w:r>
-      <w:proofErr w:type="spellEnd"/>
-      <w:r>
-        <w:rPr>
-          <w:rStyle w:val="Strong"/>
-        </w:rPr>
-        <w:t xml:space="preserve"> and MySQL schemas</w:t>
+        <w:t>PostgreSQL and MySQL schemas</w:t>
       </w:r>
       <w:r>
         <w:t xml:space="preserve"> with relational integrity, foreign keys, and performance-driven indexing strategies.</w:t>
@@ -2065,14 +1727,12 @@
       <w:r>
         <w:t xml:space="preserve">Adopted early containerization practices with </w:t>
       </w:r>
-      <w:proofErr w:type="spellStart"/>
       <w:r>
         <w:rPr>
           <w:rStyle w:val="Strong"/>
         </w:rPr>
         <w:t>Docker</w:t>
       </w:r>
-      <w:proofErr w:type="spellEnd"/>
       <w:r>
         <w:t xml:space="preserve"> to isolate application services, enhancing reliability of deployment environments.</w:t>
       </w:r>
@@ -2564,23 +2224,13 @@
           <w:szCs w:val="24"/>
         </w:rPr>
       </w:pPr>
-      <w:proofErr w:type="spellStart"/>
-      <w:r>
-        <w:rPr>
-          <w:rFonts w:ascii="Times New Roman" w:eastAsia="Times New Roman" w:hAnsi="Times New Roman" w:cs="Times New Roman"/>
-          <w:sz w:val="24"/>
-          <w:szCs w:val="24"/>
-        </w:rPr>
-        <w:t>Docker</w:t>
-      </w:r>
-      <w:proofErr w:type="spellEnd"/>
-      <w:r>
-        <w:rPr>
-          <w:rFonts w:ascii="Times New Roman" w:eastAsia="Times New Roman" w:hAnsi="Times New Roman" w:cs="Times New Roman"/>
-          <w:sz w:val="24"/>
-          <w:szCs w:val="24"/>
-        </w:rPr>
-        <w:t xml:space="preserve"> Certified Associate</w:t>
+      <w:r>
+        <w:rPr>
+          <w:rFonts w:ascii="Times New Roman" w:eastAsia="Times New Roman" w:hAnsi="Times New Roman" w:cs="Times New Roman"/>
+          <w:sz w:val="24"/>
+          <w:szCs w:val="24"/>
+        </w:rPr>
+        <w:t>Docker Certified Associate</w:t>
       </w:r>
     </w:p>
     <w:p>
@@ -7477,7 +7127,7 @@
 </file>
 
 <file path=customXml/itemProps1.xml><?xml version="1.0" encoding="utf-8"?>
-<ds:datastoreItem xmlns:ds="http://schemas.openxmlformats.org/officeDocument/2006/customXml" ds:itemID="{51A12209-5181-4761-943E-486EE09B85EE}">
+<ds:datastoreItem xmlns:ds="http://schemas.openxmlformats.org/officeDocument/2006/customXml" ds:itemID="{06704015-21D6-421D-98DD-9F1A11B640C9}">
   <ds:schemaRefs>
     <ds:schemaRef ds:uri="http://schemas.openxmlformats.org/officeDocument/2006/bibliography"/>
   </ds:schemaRefs>
